--- a/docs/bao-cao-tuan-05.docx
+++ b/docs/bao-cao-tuan-05.docx
@@ -17,186 +17,6 @@
           <w:szCs w:val="34"/>
         </w:rPr>
         <w:t xml:space="preserve">Báo cáo tiến độ — Tuần 5 (08/10 – 14/10/2026)</w:t>
-      </w:r>
-    </w:p>
-    <w:p>
-      <w:pPr>
-        <w:spacing w:after="120"/>
-      </w:pPr>
-      <w:r>
-        <w:rPr>
-          <w:rFonts w:ascii="Times New Roman" w:cs="Times New Roman" w:eastAsia="Times New Roman" w:hAnsi="Times New Roman"/>
-          <w:b w:val="false"/>
-          <w:bCs w:val="false"/>
-          <w:i/>
-          <w:iCs/>
-          <w:sz w:val="22"/>
-          <w:szCs w:val="22"/>
-        </w:rPr>
-        <w:t xml:space="preserve">Soạn theo mẫu ở </w:t>
-      </w:r>
-      <w:r>
-        <w:rPr>
-          <w:rFonts w:ascii="Consolas" w:cs="Consolas" w:eastAsia="Consolas" w:hAnsi="Consolas"/>
-          <w:b w:val="false"/>
-          <w:bCs w:val="false"/>
-          <w:i/>
-          <w:iCs/>
-          <w:sz w:val="20"/>
-          <w:szCs w:val="20"/>
-        </w:rPr>
-        <w:t xml:space="preserve">mau-bao-cao-tuan.md</w:t>
-      </w:r>
-      <w:r>
-        <w:rPr>
-          <w:rFonts w:ascii="Times New Roman" w:cs="Times New Roman" w:eastAsia="Times New Roman" w:hAnsi="Times New Roman"/>
-          <w:b w:val="false"/>
-          <w:bCs w:val="false"/>
-          <w:i/>
-          <w:iCs/>
-          <w:sz w:val="22"/>
-          <w:szCs w:val="22"/>
-        </w:rPr>
-        <w:t xml:space="preserve">, cùng cách trình bày với </w:t>
-      </w:r>
-      <w:r>
-        <w:rPr>
-          <w:rFonts w:ascii="Consolas" w:cs="Consolas" w:eastAsia="Consolas" w:hAnsi="Consolas"/>
-          <w:b w:val="false"/>
-          <w:bCs w:val="false"/>
-          <w:i/>
-          <w:iCs/>
-          <w:sz w:val="20"/>
-          <w:szCs w:val="20"/>
-        </w:rPr>
-        <w:t xml:space="preserve">bao-cao-tuan-04.md</w:t>
-      </w:r>
-      <w:r>
-        <w:rPr>
-          <w:rFonts w:ascii="Times New Roman" w:cs="Times New Roman" w:eastAsia="Times New Roman" w:hAnsi="Times New Roman"/>
-          <w:b w:val="false"/>
-          <w:bCs w:val="false"/>
-          <w:i/>
-          <w:iCs/>
-          <w:sz w:val="22"/>
-          <w:szCs w:val="22"/>
-        </w:rPr>
-        <w:t xml:space="preserve">. Soạn ngày 15/10/2026 (Bước 5 Tuần 5), sau khi Bước 1–4 đã merge vào </w:t>
-      </w:r>
-      <w:r>
-        <w:rPr>
-          <w:rFonts w:ascii="Consolas" w:cs="Consolas" w:eastAsia="Consolas" w:hAnsi="Consolas"/>
-          <w:b w:val="false"/>
-          <w:bCs w:val="false"/>
-          <w:i/>
-          <w:iCs/>
-          <w:sz w:val="20"/>
-          <w:szCs w:val="20"/>
-        </w:rPr>
-        <w:t xml:space="preserve">main</w:t>
-      </w:r>
-      <w:r>
-        <w:rPr>
-          <w:rFonts w:ascii="Times New Roman" w:cs="Times New Roman" w:eastAsia="Times New Roman" w:hAnsi="Times New Roman"/>
-          <w:b w:val="false"/>
-          <w:bCs w:val="false"/>
-          <w:i/>
-          <w:iCs/>
-          <w:sz w:val="22"/>
-          <w:szCs w:val="22"/>
-        </w:rPr>
-        <w:t xml:space="preserve"> (PR #5 đến #8). Đây là bản nháp để Mạnh xem lại, chỉnh giọng văn rồi gửi thầy Đạo. Các chỗ "</w:t>
-      </w:r>
-      <w:r>
-        <w:rPr>
-          <w:rFonts w:ascii="Times New Roman" w:cs="Times New Roman" w:eastAsia="Times New Roman" w:hAnsi="Times New Roman"/>
-          <w:b/>
-          <w:bCs/>
-          <w:i/>
-          <w:iCs/>
-          <w:sz w:val="22"/>
-          <w:szCs w:val="22"/>
-          <w:highlight w:val="yellow"/>
-          <w:highlightCs w:val="yellow"/>
-        </w:rPr>
-        <w:t xml:space="preserve">[Mạnh điền: ...]</w:t>
-      </w:r>
-      <w:r>
-        <w:rPr>
-          <w:rFonts w:ascii="Times New Roman" w:cs="Times New Roman" w:eastAsia="Times New Roman" w:hAnsi="Times New Roman"/>
-          <w:b w:val="false"/>
-          <w:bCs w:val="false"/>
-          <w:i/>
-          <w:iCs/>
-          <w:sz w:val="22"/>
-          <w:szCs w:val="22"/>
-        </w:rPr>
-        <w:t xml:space="preserve">" là thông tin chỉ Mạnh có, cần điền hoặc bỏ đi trước khi gửi.</w:t>
-      </w:r>
-    </w:p>
-    <w:p>
-      <w:pPr>
-        <w:spacing w:after="120"/>
-      </w:pPr>
-      <w:r>
-        <w:rPr>
-          <w:rFonts w:ascii="Times New Roman" w:cs="Times New Roman" w:eastAsia="Times New Roman" w:hAnsi="Times New Roman"/>
-          <w:b w:val="false"/>
-          <w:bCs w:val="false"/>
-          <w:i/>
-          <w:iCs/>
-          <w:sz w:val="22"/>
-          <w:szCs w:val="22"/>
-        </w:rPr>
-        <w:t xml:space="preserve">Lưu ý về ngày tháng: theo </w:t>
-      </w:r>
-      <w:r>
-        <w:rPr>
-          <w:rFonts w:ascii="Consolas" w:cs="Consolas" w:eastAsia="Consolas" w:hAnsi="Consolas"/>
-          <w:b w:val="false"/>
-          <w:bCs w:val="false"/>
-          <w:i/>
-          <w:iCs/>
-          <w:sz w:val="20"/>
-          <w:szCs w:val="20"/>
-        </w:rPr>
-        <w:t xml:space="preserve">ke-hoach-15-tuan.md</w:t>
-      </w:r>
-      <w:r>
-        <w:rPr>
-          <w:rFonts w:ascii="Times New Roman" w:cs="Times New Roman" w:eastAsia="Times New Roman" w:hAnsi="Times New Roman"/>
-          <w:b w:val="false"/>
-          <w:bCs w:val="false"/>
-          <w:i/>
-          <w:iCs/>
-          <w:sz w:val="22"/>
-          <w:szCs w:val="22"/>
-        </w:rPr>
-        <w:t xml:space="preserve">, Tuần 5 là 08/10 – 14/10/2026. Báo cáo Tuần 4 đã dời Tuần 5 sang 12/10 – 18/10 vì chậm khoảng 1 tuần. Thực tế phần code của Tuần 5 làm trong 14/10 – 15/10 (giờ Việt Nam): commit đầu </w:t>
-      </w:r>
-      <w:r>
-        <w:rPr>
-          <w:rFonts w:ascii="Consolas" w:cs="Consolas" w:eastAsia="Consolas" w:hAnsi="Consolas"/>
-          <w:b w:val="false"/>
-          <w:bCs w:val="false"/>
-          <w:i/>
-          <w:iCs/>
-          <w:sz w:val="20"/>
-          <w:szCs w:val="20"/>
-        </w:rPr>
-        <w:t xml:space="preserve">0337227</w:t>
-      </w:r>
-      <w:r>
-        <w:rPr>
-          <w:rFonts w:ascii="Times New Roman" w:cs="Times New Roman" w:eastAsia="Times New Roman" w:hAnsi="Times New Roman"/>
-          <w:b w:val="false"/>
-          <w:bCs w:val="false"/>
-          <w:i/>
-          <w:iCs/>
-          <w:sz w:val="22"/>
-          <w:szCs w:val="22"/>
-        </w:rPr>
-        <w:t xml:space="preserve"> lúc 10:58 ngày 14/10, PR cuối (#8) merge lúc 08:47 ngày 15/10. Như vậy Tuần 5 xong vào ngày đầu của Tuần 6 theo lịch (15/10 – 21/10), độ chậm giảm từ khoảng 1 tuần xuống khoảng 1 ngày, trừ việc triển khai staging vẫn dời sang Tuần 6. Ngày giờ trong báo cáo là giờ Việt Nam.</w:t>
       </w:r>
     </w:p>
     <w:p>
@@ -353,33 +173,7 @@
           <w:sz w:val="24"/>
           <w:szCs w:val="24"/>
         </w:rPr>
-        <w:t xml:space="preserve">Rà lại logic file tiểu luận theo danh sách lỗi </w:t>
-      </w:r>
-      <w:r>
-        <w:rPr>
-          <w:rFonts w:ascii="Times New Roman" w:cs="Times New Roman" w:eastAsia="Times New Roman" w:hAnsi="Times New Roman"/>
-          <w:b/>
-          <w:bCs/>
-          <w:i w:val="false"/>
-          <w:iCs w:val="false"/>
-          <w:sz w:val="24"/>
-          <w:szCs w:val="24"/>
-          <w:highlight w:val="yellow"/>
-          <w:highlightCs w:val="yellow"/>
-        </w:rPr>
-        <w:t xml:space="preserve">[Mạnh điền: em tự lập, hay có dùng công cụ AI khác để rà (ghi tên công cụ, khi đó thêm 1 dòng ở Mục B)]</w:t>
-      </w:r>
-      <w:r>
-        <w:rPr>
-          <w:rFonts w:ascii="Times New Roman" w:cs="Times New Roman" w:eastAsia="Times New Roman" w:hAnsi="Times New Roman"/>
-          <w:b w:val="false"/>
-          <w:bCs w:val="false"/>
-          <w:i w:val="false"/>
-          <w:iCs w:val="false"/>
-          <w:sz w:val="24"/>
-          <w:szCs w:val="24"/>
-        </w:rPr>
-        <w:t xml:space="preserve"> (5 nhóm: học máy, đơn hàng và VNPay, mã giảm giá và phí ship, tài khoản và giỏ hàng, đánh số). Đã sửa thẳng vào file tiểu luận (TC2.1):</w:t>
+        <w:t xml:space="preserve">Rà lại logic file tiểu luận theo danh sách lỗi em tự lập (5 nhóm: học máy, đơn hàng và VNPay, mã giảm giá và phí ship, tài khoản và giỏ hàng, đánh số). Đã sửa thẳng vào file tiểu luận (TC2.1):</w:t>
       </w:r>
     </w:p>
     <w:p>
@@ -557,21 +351,7 @@
           <w:sz w:val="24"/>
           <w:szCs w:val="24"/>
         </w:rPr>
-        <w:t xml:space="preserve">Vẽ lại 8 hình: </w:t>
-      </w:r>
-      <w:r>
-        <w:rPr>
-          <w:rFonts w:ascii="Times New Roman" w:cs="Times New Roman" w:eastAsia="Times New Roman" w:hAnsi="Times New Roman"/>
-          <w:b/>
-          <w:bCs/>
-          <w:i w:val="false"/>
-          <w:iCs w:val="false"/>
-          <w:sz w:val="24"/>
-          <w:szCs w:val="24"/>
-          <w:highlight w:val="yellow"/>
-          <w:highlightCs w:val="yellow"/>
-        </w:rPr>
-        <w:t xml:space="preserve">[Mạnh điền: đã chèn vào file tiểu luận chưa]</w:t>
+        <w:t xml:space="preserve">Vẽ lại 8 hình cho khớp các chỗ sửa trên (Hình 2.2, 2.4–2.10)</w:t>
       </w:r>
     </w:p>
     <w:p>
@@ -1533,21 +1313,95 @@
           <w:sz w:val="24"/>
           <w:szCs w:val="24"/>
         </w:rPr>
-        <w:t xml:space="preserve">CI (GitHub Actions), 6 job: Backend (Spring Boot), Frontend (React + Vite), ML service (FastAPI), Docker images, SonarQube Cloud, Secret scan (gitleaks). PR #7: 6/6 job xanh trước khi merge (ảnh chụp trang PR ngày 15/10). </w:t>
-      </w:r>
-      <w:r>
-        <w:rPr>
-          <w:rFonts w:ascii="Times New Roman" w:cs="Times New Roman" w:eastAsia="Times New Roman" w:hAnsi="Times New Roman"/>
-          <w:b/>
-          <w:bCs/>
-          <w:i w:val="false"/>
-          <w:iCs w:val="false"/>
-          <w:sz w:val="24"/>
-          <w:szCs w:val="24"/>
-          <w:highlight w:val="yellow"/>
-          <w:highlightCs w:val="yellow"/>
-        </w:rPr>
-        <w:t xml:space="preserve">[Mạnh kiểm tra và điền: PR #5, #6, #8 có 6/6 job xanh trước khi merge không, kèm link lần chạy CI ở tab Checks của từng PR]</w:t>
+        <w:t xml:space="preserve">CI (GitHub Actions), 6 job: Backend (Spring Boot), Frontend (React + Vite), ML service (FastAPI), Docker images, SonarQube Cloud, Secret scan (gitleaks). Cả 4 PR đều 6/6 job xanh trước khi merge; CI trên main sau mỗi lần merge cũng 6/6 xanh (lần chạy #6, #8, #10, #12):</w:t>
+      </w:r>
+    </w:p>
+    <w:p>
+      <w:pPr>
+        <w:pStyle w:val="ListParagraph"/>
+        <w:numPr>
+          <w:ilvl w:val="1"/>
+          <w:numId w:val="2"/>
+        </w:numPr>
+        <w:spacing w:after="40"/>
+      </w:pPr>
+      <w:r>
+        <w:rPr>
+          <w:rFonts w:ascii="Times New Roman" w:cs="Times New Roman" w:eastAsia="Times New Roman" w:hAnsi="Times New Roman"/>
+          <w:b w:val="false"/>
+          <w:bCs w:val="false"/>
+          <w:i w:val="false"/>
+          <w:iCs w:val="false"/>
+          <w:sz w:val="24"/>
+          <w:szCs w:val="24"/>
+        </w:rPr>
+        <w:t xml:space="preserve">PR #5: https://github.com/ngocmanhnct/fashion-recommender-shop/actions/runs/38509026101</w:t>
+      </w:r>
+    </w:p>
+    <w:p>
+      <w:pPr>
+        <w:pStyle w:val="ListParagraph"/>
+        <w:numPr>
+          <w:ilvl w:val="1"/>
+          <w:numId w:val="2"/>
+        </w:numPr>
+        <w:spacing w:after="40"/>
+      </w:pPr>
+      <w:r>
+        <w:rPr>
+          <w:rFonts w:ascii="Times New Roman" w:cs="Times New Roman" w:eastAsia="Times New Roman" w:hAnsi="Times New Roman"/>
+          <w:b w:val="false"/>
+          <w:bCs w:val="false"/>
+          <w:i w:val="false"/>
+          <w:iCs w:val="false"/>
+          <w:sz w:val="24"/>
+          <w:szCs w:val="24"/>
+        </w:rPr>
+        <w:t xml:space="preserve">PR #6: https://github.com/ngocmanhnct/fashion-recommender-shop/actions/runs/38511393855</w:t>
+      </w:r>
+    </w:p>
+    <w:p>
+      <w:pPr>
+        <w:pStyle w:val="ListParagraph"/>
+        <w:numPr>
+          <w:ilvl w:val="1"/>
+          <w:numId w:val="2"/>
+        </w:numPr>
+        <w:spacing w:after="40"/>
+      </w:pPr>
+      <w:r>
+        <w:rPr>
+          <w:rFonts w:ascii="Times New Roman" w:cs="Times New Roman" w:eastAsia="Times New Roman" w:hAnsi="Times New Roman"/>
+          <w:b w:val="false"/>
+          <w:bCs w:val="false"/>
+          <w:i w:val="false"/>
+          <w:iCs w:val="false"/>
+          <w:sz w:val="24"/>
+          <w:szCs w:val="24"/>
+        </w:rPr>
+        <w:t xml:space="preserve">PR #7: https://github.com/ngocmanhnct/fashion-recommender-shop/actions/runs/38655642004 (ảnh chụp trang PR: Hình 1 ở cuối Mục A)</w:t>
+      </w:r>
+    </w:p>
+    <w:p>
+      <w:pPr>
+        <w:pStyle w:val="ListParagraph"/>
+        <w:numPr>
+          <w:ilvl w:val="1"/>
+          <w:numId w:val="2"/>
+        </w:numPr>
+        <w:spacing w:after="40"/>
+      </w:pPr>
+      <w:r>
+        <w:rPr>
+          <w:rFonts w:ascii="Times New Roman" w:cs="Times New Roman" w:eastAsia="Times New Roman" w:hAnsi="Times New Roman"/>
+          <w:b w:val="false"/>
+          <w:bCs w:val="false"/>
+          <w:i w:val="false"/>
+          <w:iCs w:val="false"/>
+          <w:sz w:val="24"/>
+          <w:szCs w:val="24"/>
+        </w:rPr>
+        <w:t xml:space="preserve">PR #8: https://github.com/ngocmanhnct/fashion-recommender-shop/actions/runs/38666523467</w:t>
       </w:r>
     </w:p>
     <w:p>
@@ -1591,7 +1445,7 @@
           <w:sz w:val="24"/>
           <w:szCs w:val="24"/>
         </w:rPr>
-        <w:t xml:space="preserve">PR #6: 1 issue bảo mật "Make sure disabling Spring Security's CSRF protection is safe here" (quy tắc S4502). Đã xem xét và đánh dấu False positive kèm lý do: API không dùng session hay cookie (STATELESS), JWT gửi trong header Authorization nên trình duyệt không tự gửi kèm trong request từ trang lạ, CSRF không áp dụng được</w:t>
+        <w:t xml:space="preserve">PR #5: cổng chất lượng Passed, 0 issue mới, trùng lặp 0,0% (PR chỉ có file migration SQL và tài liệu)</w:t>
       </w:r>
     </w:p>
     <w:p>
@@ -1613,7 +1467,7 @@
           <w:sz w:val="24"/>
           <w:szCs w:val="24"/>
         </w:rPr>
-        <w:t xml:space="preserve">PR #7: cổng chất lượng báo đỏ chỉ vì 1 điều kiện: Coverage on New Code 0,0% (yêu cầu ≥ 80%). Không có bug, lỗ hổng hay trùng lặp mã vượt ngưỡng. Lý do coverage 0% ở Mục 3</w:t>
+        <w:t xml:space="preserve">PR #6: 1 issue bảo mật "Make sure disabling Spring Security's CSRF protection is safe here" (quy tắc S4502). Đã xem xét và đánh dấu False positive kèm lý do: API không dùng session hay cookie (STATELESS), JWT gửi trong header Authorization nên trình duyệt không tự gửi kèm trong request từ trang lạ, CSRF không áp dụng được</w:t>
       </w:r>
     </w:p>
     <w:p>
@@ -1635,21 +1489,7 @@
           <w:sz w:val="24"/>
           <w:szCs w:val="24"/>
         </w:rPr>
-        <w:t xml:space="preserve">PR #8: </w:t>
-      </w:r>
-      <w:r>
-        <w:rPr>
-          <w:rFonts w:ascii="Times New Roman" w:cs="Times New Roman" w:eastAsia="Times New Roman" w:hAnsi="Times New Roman"/>
-          <w:b/>
-          <w:bCs/>
-          <w:i w:val="false"/>
-          <w:iCs w:val="false"/>
-          <w:sz w:val="24"/>
-          <w:szCs w:val="24"/>
-          <w:highlight w:val="yellow"/>
-          <w:highlightCs w:val="yellow"/>
-        </w:rPr>
-        <w:t xml:space="preserve">[Mạnh điền: kết quả cổng chất lượng và số issue]</w:t>
+        <w:t xml:space="preserve">PR #7: cổng chất lượng báo đỏ chỉ vì 1 điều kiện: Coverage on New Code 0,0% (yêu cầu ≥ 80%). Không có bug, lỗ hổng hay trùng lặp mã vượt ngưỡng. Lý do coverage 0% ở Mục 3</w:t>
       </w:r>
     </w:p>
     <w:p>
@@ -1664,16 +1504,204 @@
       <w:r>
         <w:rPr>
           <w:rFonts w:ascii="Times New Roman" w:cs="Times New Roman" w:eastAsia="Times New Roman" w:hAnsi="Times New Roman"/>
-          <w:b/>
-          <w:bCs/>
-          <w:i w:val="false"/>
-          <w:iCs w:val="false"/>
-          <w:sz w:val="24"/>
-          <w:szCs w:val="24"/>
-          <w:highlight w:val="yellow"/>
-          <w:highlightCs w:val="yellow"/>
-        </w:rPr>
-        <w:t xml:space="preserve">[Mạnh điền: ảnh chụp trang Overview nhánh main sau khi merge PR #8]</w:t>
+          <w:b w:val="false"/>
+          <w:bCs w:val="false"/>
+          <w:i w:val="false"/>
+          <w:iCs w:val="false"/>
+          <w:sz w:val="24"/>
+          <w:szCs w:val="24"/>
+        </w:rPr>
+        <w:t xml:space="preserve">PR #8: cổng chất lượng báo đỏ vì 2 điều kiện: Coverage on New Code 0,0% (yêu cầu ≥ 80%) và Reliability Rating on New Code hạng C (yêu cầu hạng A), tức code frontend mới có ít nhất 1 issue độ tin cậy mức trung bình. Chú thích của SonarQube Cloud trên PR #8 ghi 3 issue mới: 2 lời gọi hàm bất đồng bộ không có </w:t>
+      </w:r>
+      <w:r>
+        <w:rPr>
+          <w:rFonts w:ascii="Consolas" w:cs="Consolas" w:eastAsia="Consolas" w:hAnsi="Consolas"/>
+          <w:b w:val="false"/>
+          <w:bCs w:val="false"/>
+          <w:i w:val="false"/>
+          <w:iCs w:val="false"/>
+          <w:sz w:val="22"/>
+          <w:szCs w:val="22"/>
+        </w:rPr>
+        <w:t xml:space="preserve">await</w:t>
+      </w:r>
+      <w:r>
+        <w:rPr>
+          <w:rFonts w:ascii="Times New Roman" w:cs="Times New Roman" w:eastAsia="Times New Roman" w:hAnsi="Times New Roman"/>
+          <w:b w:val="false"/>
+          <w:bCs w:val="false"/>
+          <w:i w:val="false"/>
+          <w:iCs w:val="false"/>
+          <w:sz w:val="24"/>
+          <w:szCs w:val="24"/>
+        </w:rPr>
+        <w:t xml:space="preserve"> hay </w:t>
+      </w:r>
+      <w:r>
+        <w:rPr>
+          <w:rFonts w:ascii="Consolas" w:cs="Consolas" w:eastAsia="Consolas" w:hAnsi="Consolas"/>
+          <w:b w:val="false"/>
+          <w:bCs w:val="false"/>
+          <w:i w:val="false"/>
+          <w:iCs w:val="false"/>
+          <w:sz w:val="22"/>
+          <w:szCs w:val="22"/>
+        </w:rPr>
+        <w:t xml:space="preserve">.catch</w:t>
+      </w:r>
+      <w:r>
+        <w:rPr>
+          <w:rFonts w:ascii="Times New Roman" w:cs="Times New Roman" w:eastAsia="Times New Roman" w:hAnsi="Times New Roman"/>
+          <w:b w:val="false"/>
+          <w:bCs w:val="false"/>
+          <w:i w:val="false"/>
+          <w:iCs w:val="false"/>
+          <w:sz w:val="24"/>
+          <w:szCs w:val="24"/>
+        </w:rPr>
+        <w:t xml:space="preserve"> ("Promises must be awaited...", </w:t>
+      </w:r>
+      <w:r>
+        <w:rPr>
+          <w:rFonts w:ascii="Consolas" w:cs="Consolas" w:eastAsia="Consolas" w:hAnsi="Consolas"/>
+          <w:b w:val="false"/>
+          <w:bCs w:val="false"/>
+          <w:i w:val="false"/>
+          <w:iCs w:val="false"/>
+          <w:sz w:val="22"/>
+          <w:szCs w:val="22"/>
+        </w:rPr>
+        <w:t xml:space="preserve">NamedResourceManager.jsx</w:t>
+      </w:r>
+      <w:r>
+        <w:rPr>
+          <w:rFonts w:ascii="Times New Roman" w:cs="Times New Roman" w:eastAsia="Times New Roman" w:hAnsi="Times New Roman"/>
+          <w:b w:val="false"/>
+          <w:bCs w:val="false"/>
+          <w:i w:val="false"/>
+          <w:iCs w:val="false"/>
+          <w:sz w:val="24"/>
+          <w:szCs w:val="24"/>
+        </w:rPr>
+        <w:t xml:space="preserve"> dòng 57 và </w:t>
+      </w:r>
+      <w:r>
+        <w:rPr>
+          <w:rFonts w:ascii="Consolas" w:cs="Consolas" w:eastAsia="Consolas" w:hAnsi="Consolas"/>
+          <w:b w:val="false"/>
+          <w:bCs w:val="false"/>
+          <w:i w:val="false"/>
+          <w:iCs w:val="false"/>
+          <w:sz w:val="22"/>
+          <w:szCs w:val="22"/>
+        </w:rPr>
+        <w:t xml:space="preserve">VariantManager.jsx</w:t>
+      </w:r>
+      <w:r>
+        <w:rPr>
+          <w:rFonts w:ascii="Times New Roman" w:cs="Times New Roman" w:eastAsia="Times New Roman" w:hAnsi="Times New Roman"/>
+          <w:b w:val="false"/>
+          <w:bCs w:val="false"/>
+          <w:i w:val="false"/>
+          <w:iCs w:val="false"/>
+          <w:sz w:val="24"/>
+          <w:szCs w:val="24"/>
+        </w:rPr>
+        <w:t xml:space="preserve"> dòng 42, ở nút xóa) và 1 thuộc tính </w:t>
+      </w:r>
+      <w:r>
+        <w:rPr>
+          <w:rFonts w:ascii="Consolas" w:cs="Consolas" w:eastAsia="Consolas" w:hAnsi="Consolas"/>
+          <w:b w:val="false"/>
+          <w:bCs w:val="false"/>
+          <w:i w:val="false"/>
+          <w:iCs w:val="false"/>
+          <w:sz w:val="22"/>
+          <w:szCs w:val="22"/>
+        </w:rPr>
+        <w:t xml:space="preserve">autoFocus</w:t>
+      </w:r>
+      <w:r>
+        <w:rPr>
+          <w:rFonts w:ascii="Times New Roman" w:cs="Times New Roman" w:eastAsia="Times New Roman" w:hAnsi="Times New Roman"/>
+          <w:b w:val="false"/>
+          <w:bCs w:val="false"/>
+          <w:i w:val="false"/>
+          <w:iCs w:val="false"/>
+          <w:sz w:val="24"/>
+          <w:szCs w:val="24"/>
+        </w:rPr>
+        <w:t xml:space="preserve"> làm giảm khả năng truy cập (</w:t>
+      </w:r>
+      <w:r>
+        <w:rPr>
+          <w:rFonts w:ascii="Consolas" w:cs="Consolas" w:eastAsia="Consolas" w:hAnsi="Consolas"/>
+          <w:b w:val="false"/>
+          <w:bCs w:val="false"/>
+          <w:i w:val="false"/>
+          <w:iCs w:val="false"/>
+          <w:sz w:val="22"/>
+          <w:szCs w:val="22"/>
+        </w:rPr>
+        <w:t xml:space="preserve">NamedResourceManager.jsx</w:t>
+      </w:r>
+      <w:r>
+        <w:rPr>
+          <w:rFonts w:ascii="Times New Roman" w:cs="Times New Roman" w:eastAsia="Times New Roman" w:hAnsi="Times New Roman"/>
+          <w:b w:val="false"/>
+          <w:bCs w:val="false"/>
+          <w:i w:val="false"/>
+          <w:iCs w:val="false"/>
+          <w:sz w:val="24"/>
+          <w:szCs w:val="24"/>
+        </w:rPr>
+        <w:t xml:space="preserve"> dòng 96). Hai lời gọi kia đi qua hàm </w:t>
+      </w:r>
+      <w:r>
+        <w:rPr>
+          <w:rFonts w:ascii="Consolas" w:cs="Consolas" w:eastAsia="Consolas" w:hAnsi="Consolas"/>
+          <w:b w:val="false"/>
+          <w:bCs w:val="false"/>
+          <w:i w:val="false"/>
+          <w:iCs w:val="false"/>
+          <w:sz w:val="22"/>
+          <w:szCs w:val="22"/>
+        </w:rPr>
+        <w:t xml:space="preserve">run</w:t>
+      </w:r>
+      <w:r>
+        <w:rPr>
+          <w:rFonts w:ascii="Times New Roman" w:cs="Times New Roman" w:eastAsia="Times New Roman" w:hAnsi="Times New Roman"/>
+          <w:b w:val="false"/>
+          <w:bCs w:val="false"/>
+          <w:i w:val="false"/>
+          <w:iCs w:val="false"/>
+          <w:sz w:val="24"/>
+          <w:szCs w:val="24"/>
+        </w:rPr>
+        <w:t xml:space="preserve"> đã tự bắt lỗi và hiện thông báo, nên khi dùng thử không thấy lỗi, nhưng vẫn là code sai quy tắc. Em đã merge PR #8 khi chưa xem điều kiện thứ hai (Mục 3)</w:t>
+      </w:r>
+    </w:p>
+    <w:p>
+      <w:pPr>
+        <w:pStyle w:val="ListParagraph"/>
+        <w:numPr>
+          <w:ilvl w:val="1"/>
+          <w:numId w:val="2"/>
+        </w:numPr>
+        <w:spacing w:after="40"/>
+      </w:pPr>
+      <w:r>
+        <w:rPr>
+          <w:rFonts w:ascii="Times New Roman" w:cs="Times New Roman" w:eastAsia="Times New Roman" w:hAnsi="Times New Roman"/>
+          <w:b w:val="false"/>
+          <w:bCs w:val="false"/>
+          <w:i w:val="false"/>
+          <w:iCs w:val="false"/>
+          <w:sz w:val="24"/>
+          <w:szCs w:val="24"/>
+        </w:rPr>
+        <w:t xml:space="preserve">Nhánh main sau khi merge PR #8 (commit 79b79d7): cổng chất lượng Failed với cùng 2 điều kiện như PR #8 (ngày 11/10 là Passed)</w:t>
       </w:r>
     </w:p>
     <w:p>
@@ -1695,33 +1723,7 @@
           <w:sz w:val="24"/>
           <w:szCs w:val="24"/>
         </w:rPr>
-        <w:t xml:space="preserve">Quét secret: job gitleaks chạy trên mỗi PR </w:t>
-      </w:r>
-      <w:r>
-        <w:rPr>
-          <w:rFonts w:ascii="Times New Roman" w:cs="Times New Roman" w:eastAsia="Times New Roman" w:hAnsi="Times New Roman"/>
-          <w:b/>
-          <w:bCs/>
-          <w:i w:val="false"/>
-          <w:iCs w:val="false"/>
-          <w:sz w:val="24"/>
-          <w:szCs w:val="24"/>
-          <w:highlight w:val="yellow"/>
-          <w:highlightCs w:val="yellow"/>
-        </w:rPr>
-        <w:t xml:space="preserve">[Mạnh kiểm tra: cả 4 lần đều xanh, không phát hiện secret]</w:t>
-      </w:r>
-      <w:r>
-        <w:rPr>
-          <w:rFonts w:ascii="Times New Roman" w:cs="Times New Roman" w:eastAsia="Times New Roman" w:hAnsi="Times New Roman"/>
-          <w:b w:val="false"/>
-          <w:bCs w:val="false"/>
-          <w:i w:val="false"/>
-          <w:iCs w:val="false"/>
-          <w:sz w:val="24"/>
-          <w:szCs w:val="24"/>
-        </w:rPr>
-        <w:t xml:space="preserve">. Mật khẩu quản trị và khóa JWT chỉ nằm trong file </w:t>
+        <w:t xml:space="preserve">Quét secret: job gitleaks xanh ở cả 8 lần chạy CI của Tuần 5 (4 PR và 4 lần trên main). Lần chạy trên main sau khi merge PR #8 (lần #12): 17 commit được quét, khoảng 1,50 MB, kết quả "no leaks found". Mật khẩu quản trị và khóa JWT chỉ nằm trong file </w:t>
       </w:r>
       <w:r>
         <w:rPr>
@@ -1791,21 +1793,31 @@
           <w:sz w:val="24"/>
           <w:szCs w:val="24"/>
         </w:rPr>
-        <w:t xml:space="preserve">Ruleset bảo vệ nhánh main: </w:t>
-      </w:r>
-      <w:r>
-        <w:rPr>
-          <w:rFonts w:ascii="Times New Roman" w:cs="Times New Roman" w:eastAsia="Times New Roman" w:hAnsi="Times New Roman"/>
-          <w:b/>
-          <w:bCs/>
-          <w:i w:val="false"/>
-          <w:iCs w:val="false"/>
-          <w:sz w:val="24"/>
-          <w:szCs w:val="24"/>
-          <w:highlight w:val="yellow"/>
-          <w:highlightCs w:val="yellow"/>
-        </w:rPr>
-        <w:t xml:space="preserve">[Mạnh điền: đã bật ngày ... với 6 check bắt buộc, hoặc bỏ dòng này nếu chưa bật]</w:t>
+        <w:t xml:space="preserve">Ruleset bảo vệ nhánh main: bật ngày 15/10/2026 lúc 06:50 (tên </w:t>
+      </w:r>
+      <w:r>
+        <w:rPr>
+          <w:rFonts w:ascii="Consolas" w:cs="Consolas" w:eastAsia="Consolas" w:hAnsi="Consolas"/>
+          <w:b w:val="false"/>
+          <w:bCs w:val="false"/>
+          <w:i w:val="false"/>
+          <w:iCs w:val="false"/>
+          <w:sz w:val="22"/>
+          <w:szCs w:val="22"/>
+        </w:rPr>
+        <w:t xml:space="preserve">main</w:t>
+      </w:r>
+      <w:r>
+        <w:rPr>
+          <w:rFonts w:ascii="Times New Roman" w:cs="Times New Roman" w:eastAsia="Times New Roman" w:hAnsi="Times New Roman"/>
+          <w:b w:val="false"/>
+          <w:bCs w:val="false"/>
+          <w:i w:val="false"/>
+          <w:iCs w:val="false"/>
+          <w:sz w:val="24"/>
+          <w:szCs w:val="24"/>
+        </w:rPr>
+        <w:t xml:space="preserve">, trạng thái Active): bắt buộc đi qua PR, 6 job CI là check bắt buộc, chặn xóa nhánh và force push. PR #7 merge 13 giây sau khi bật; PR #8 là PR đầu tiên đi trọn vẹn dưới ruleset. Check "SonarCloud Code Analysis" không nằm trong danh sách bắt buộc vì SonarQube Cloud đang ở chế độ chỉ báo cáo</w:t>
       </w:r>
     </w:p>
     <w:p>
@@ -1827,8 +1839,18 @@
           <w:sz w:val="24"/>
           <w:szCs w:val="24"/>
         </w:rPr>
-        <w:t xml:space="preserve">Ảnh chụp giao diện: </w:t>
-      </w:r>
+        <w:t xml:space="preserve">Nhật ký sử dụng AI Tuần 5: Mục B bên dưới (TC2.3)</w:t>
+      </w:r>
+    </w:p>
+    <w:p>
+      <w:pPr>
+        <w:spacing w:after="0"/>
+      </w:pPr>
+    </w:p>
+    <w:p>
+      <w:pPr>
+        <w:spacing w:after="80" w:before="160"/>
+      </w:pPr>
       <w:r>
         <w:rPr>
           <w:rFonts w:ascii="Times New Roman" w:cs="Times New Roman" w:eastAsia="Times New Roman" w:hAnsi="Times New Roman"/>
@@ -1838,10 +1860,8 @@
           <w:iCs w:val="false"/>
           <w:sz w:val="24"/>
           <w:szCs w:val="24"/>
-          <w:highlight w:val="yellow"/>
-          <w:highlightCs w:val="yellow"/>
-        </w:rPr>
-        <w:t xml:space="preserve">[Mạnh điền: trang đăng nhập, trang quản trị sản phẩm, trang sửa sản phẩm, nếu muốn gửi kèm]</w:t>
+        </w:rPr>
+        <w:t xml:space="preserve">3. Vướng mắc / khó khăn:</w:t>
       </w:r>
     </w:p>
     <w:p>
@@ -1863,29 +1883,7 @@
           <w:sz w:val="24"/>
           <w:szCs w:val="24"/>
         </w:rPr>
-        <w:t xml:space="preserve">Nhật ký sử dụng AI Tuần 5: Mục B bên dưới (TC2.3)</w:t>
-      </w:r>
-    </w:p>
-    <w:p>
-      <w:pPr>
-        <w:spacing w:after="0"/>
-      </w:pPr>
-    </w:p>
-    <w:p>
-      <w:pPr>
-        <w:spacing w:after="80" w:before="160"/>
-      </w:pPr>
-      <w:r>
-        <w:rPr>
-          <w:rFonts w:ascii="Times New Roman" w:cs="Times New Roman" w:eastAsia="Times New Roman" w:hAnsi="Times New Roman"/>
-          <w:b/>
-          <w:bCs/>
-          <w:i w:val="false"/>
-          <w:iCs w:val="false"/>
-          <w:sz w:val="24"/>
-          <w:szCs w:val="24"/>
-        </w:rPr>
-        <w:t xml:space="preserve">3. Vướng mắc / khó khăn:</w:t>
+        <w:t xml:space="preserve">Cổng chất lượng SonarQube Cloud báo đỏ trên mọi PR có code mới (PR #6, #7, #8), vì CI chưa gửi báo cáo độ phủ test (JaCoCo) lên SonarQube Cloud nên coverage luôn tính là 0%, dù backend có 40 test chạy xanh. Đúng như đã lường trước ở báo cáo Tuần 4: SonarQube Cloud đang ở chế độ chỉ báo cáo đến Tuần 11, check này không chặn merge. Có thể bật JaCoCo sớm hơn nếu thầy thấy cần</w:t>
       </w:r>
     </w:p>
     <w:p>
@@ -1907,7 +1905,31 @@
           <w:sz w:val="24"/>
           <w:szCs w:val="24"/>
         </w:rPr>
-        <w:t xml:space="preserve">Cổng chất lượng SonarQube Cloud báo đỏ trên mọi PR có code mới, vì CI chưa gửi báo cáo độ phủ test (JaCoCo) lên SonarQube Cloud nên coverage luôn tính là 0%, dù backend có 40 test chạy xanh. Đúng như đã lường trước ở báo cáo Tuần 4: SonarQube Cloud đang ở chế độ chỉ báo cáo đến Tuần 11, check này không chặn merge. Có thể bật JaCoCo sớm hơn nếu thầy thấy cần</w:t>
+        <w:t xml:space="preserve">Riêng PR #8 còn trượt thêm điều kiện độ tin cậy (Reliability hạng C, Mục 2). Check của SonarQube Cloud không bắt buộc nên ruleset không chặn, và em đã merge khi chưa đọc kỹ bình luận của SonarQube Cloud, trái quy tắc tự giữ "0 bug mới" trước khi merge (</w:t>
+      </w:r>
+      <w:r>
+        <w:rPr>
+          <w:rFonts w:ascii="Consolas" w:cs="Consolas" w:eastAsia="Consolas" w:hAnsi="Consolas"/>
+          <w:b w:val="false"/>
+          <w:bCs w:val="false"/>
+          <w:i w:val="false"/>
+          <w:iCs w:val="false"/>
+          <w:sz w:val="22"/>
+          <w:szCs w:val="22"/>
+        </w:rPr>
+        <w:t xml:space="preserve">docs/coding-convention.md</w:t>
+      </w:r>
+      <w:r>
+        <w:rPr>
+          <w:rFonts w:ascii="Times New Roman" w:cs="Times New Roman" w:eastAsia="Times New Roman" w:hAnsi="Times New Roman"/>
+          <w:b w:val="false"/>
+          <w:bCs w:val="false"/>
+          <w:i w:val="false"/>
+          <w:iCs w:val="false"/>
+          <w:sz w:val="24"/>
+          <w:szCs w:val="24"/>
+        </w:rPr>
+        <w:t xml:space="preserve"> Mục 4). Rút kinh nghiệm: từ nay đọc bình luận của SonarQube Cloud trên PR trước khi merge, chỉ merge khi điều kiện trượt duy nhất là coverage. 3 issue này sẽ sửa bằng một PR riêng đầu Tuần 6</w:t>
       </w:r>
     </w:p>
     <w:p>
@@ -1951,33 +1973,7 @@
           <w:sz w:val="24"/>
           <w:szCs w:val="24"/>
         </w:rPr>
-        <w:t xml:space="preserve">Biến thể sản phẩm đang theo "size × màu" (BR-05, BR-15, BR-36). Đề xuất đổi sang "phân loại" chung cho hợp dữ liệu Tiki đang chờ anh Duy duyệt </w:t>
-      </w:r>
-      <w:r>
-        <w:rPr>
-          <w:rFonts w:ascii="Times New Roman" w:cs="Times New Roman" w:eastAsia="Times New Roman" w:hAnsi="Times New Roman"/>
-          <w:b/>
-          <w:bCs/>
-          <w:i w:val="false"/>
-          <w:iCs w:val="false"/>
-          <w:sz w:val="24"/>
-          <w:szCs w:val="24"/>
-          <w:highlight w:val="yellow"/>
-          <w:highlightCs w:val="yellow"/>
-        </w:rPr>
-        <w:t xml:space="preserve">[Mạnh điền: kết quả buổi 08/10 nếu đã có]</w:t>
-      </w:r>
-      <w:r>
-        <w:rPr>
-          <w:rFonts w:ascii="Times New Roman" w:cs="Times New Roman" w:eastAsia="Times New Roman" w:hAnsi="Times New Roman"/>
-          <w:b w:val="false"/>
-          <w:bCs w:val="false"/>
-          <w:i w:val="false"/>
-          <w:iCs w:val="false"/>
-          <w:sz w:val="24"/>
-          <w:szCs w:val="24"/>
-        </w:rPr>
-        <w:t xml:space="preserve">. Nếu đổi thì phải sửa bảng biến thể và API của Bước 3 trước khi nạp dữ liệu Tiki</w:t>
+        <w:t xml:space="preserve">Biến thể sản phẩm trong code Bước 3 đang theo "size × màu" (BR-05, BR-15, BR-36). Ngày 15/10 anh Duy để em tự chọn cách làm, miễn chạy được thực tế; em chọn "phân loại 2 tầng" (mỗi sản phẩm có tối đa 2 tầng phân loại do quản trị viên đặt tên, ví dụ Màu sắc, Kích cỡ; sản phẩm không có phân loại thì có đúng 1 biến thể) và đã sửa file tiểu luận cùng ngày. Vì vậy phải sửa bảng biến thể, API và trang quản trị của Bước 3–4 trước khi nạp dữ liệu Tiki</w:t>
       </w:r>
     </w:p>
     <w:p>
@@ -2023,7 +2019,31 @@
           <w:sz w:val="24"/>
           <w:szCs w:val="24"/>
         </w:rPr>
-        <w:t xml:space="preserve"> (ghi sự kiện thêm vào giỏ, gợi ý được hiển thị, gợi ý được bấm) chưa có trong Bảng 2.35 của file tiểu luận nên chưa tạo trong V2; cần bổ sung vào tài liệu trước, rồi tạo bằng migration V3 trước khi làm giỏ hàng</w:t>
+        <w:t xml:space="preserve"> (ghi sự kiện thêm vào giỏ, gợi ý được hiển thị, gợi ý được bấm) chưa có trong Bảng 2.35 của file tiểu luận nên chưa tạo trong V2. Ngày 15/10 đã bổ sung vào file tiểu luận, cùng bảng </w:t>
+      </w:r>
+      <w:r>
+        <w:rPr>
+          <w:rFonts w:ascii="Consolas" w:cs="Consolas" w:eastAsia="Consolas" w:hAnsi="Consolas"/>
+          <w:b w:val="false"/>
+          <w:bCs w:val="false"/>
+          <w:i w:val="false"/>
+          <w:iCs w:val="false"/>
+          <w:sz w:val="22"/>
+          <w:szCs w:val="22"/>
+        </w:rPr>
+        <w:t xml:space="preserve">recompute_request</w:t>
+      </w:r>
+      <w:r>
+        <w:rPr>
+          <w:rFonts w:ascii="Times New Roman" w:cs="Times New Roman" w:eastAsia="Times New Roman" w:hAnsi="Times New Roman"/>
+          <w:b w:val="false"/>
+          <w:bCs w:val="false"/>
+          <w:i w:val="false"/>
+          <w:iCs w:val="false"/>
+          <w:sz w:val="24"/>
+          <w:szCs w:val="24"/>
+        </w:rPr>
+        <w:t xml:space="preserve"> cho cơ chế cập nhật gợi ý gần như tức thời theo góp ý của anh Duy cùng ngày (chi tiết ở báo cáo Tuần 6). Hai bảng này và cột phân loại 2 tầng sẽ tạo bằng migration V3 trước khi làm giỏ hàng</w:t>
       </w:r>
     </w:p>
     <w:p>
@@ -2089,31 +2109,7 @@
           <w:sz w:val="24"/>
           <w:szCs w:val="24"/>
         </w:rPr>
-        <w:t xml:space="preserve">Bổ sung </w:t>
-      </w:r>
-      <w:r>
-        <w:rPr>
-          <w:rFonts w:ascii="Consolas" w:cs="Consolas" w:eastAsia="Consolas" w:hAnsi="Consolas"/>
-          <w:b w:val="false"/>
-          <w:bCs w:val="false"/>
-          <w:i w:val="false"/>
-          <w:iCs w:val="false"/>
-          <w:sz w:val="22"/>
-          <w:szCs w:val="22"/>
-        </w:rPr>
-        <w:t xml:space="preserve">product_event_log</w:t>
-      </w:r>
-      <w:r>
-        <w:rPr>
-          <w:rFonts w:ascii="Times New Roman" w:cs="Times New Roman" w:eastAsia="Times New Roman" w:hAnsi="Times New Roman"/>
-          <w:b w:val="false"/>
-          <w:bCs w:val="false"/>
-          <w:i w:val="false"/>
-          <w:iCs w:val="false"/>
-          <w:sz w:val="24"/>
-          <w:szCs w:val="24"/>
-        </w:rPr>
-        <w:t xml:space="preserve"> vào file tiểu luận, tạo migration V3</w:t>
+        <w:t xml:space="preserve">Sửa 3 issue SonarQube Cloud của PR #8 (PR riêng)</w:t>
       </w:r>
     </w:p>
     <w:p>
@@ -2135,7 +2131,79 @@
           <w:sz w:val="24"/>
           <w:szCs w:val="24"/>
         </w:rPr>
-        <w:t xml:space="preserve">Nạp dữ liệu sản phẩm Tiki vào danh mục, thương hiệu, sản phẩm, biến thể (sau khi chốt "size × màu" hay "phân loại")</w:t>
+        <w:t xml:space="preserve">Migration V3: cột phân loại 2 tầng, bảng </w:t>
+      </w:r>
+      <w:r>
+        <w:rPr>
+          <w:rFonts w:ascii="Consolas" w:cs="Consolas" w:eastAsia="Consolas" w:hAnsi="Consolas"/>
+          <w:b w:val="false"/>
+          <w:bCs w:val="false"/>
+          <w:i w:val="false"/>
+          <w:iCs w:val="false"/>
+          <w:sz w:val="22"/>
+          <w:szCs w:val="22"/>
+        </w:rPr>
+        <w:t xml:space="preserve">product_event_log</w:t>
+      </w:r>
+      <w:r>
+        <w:rPr>
+          <w:rFonts w:ascii="Times New Roman" w:cs="Times New Roman" w:eastAsia="Times New Roman" w:hAnsi="Times New Roman"/>
+          <w:b w:val="false"/>
+          <w:bCs w:val="false"/>
+          <w:i w:val="false"/>
+          <w:iCs w:val="false"/>
+          <w:sz w:val="24"/>
+          <w:szCs w:val="24"/>
+        </w:rPr>
+        <w:t xml:space="preserve">, </w:t>
+      </w:r>
+      <w:r>
+        <w:rPr>
+          <w:rFonts w:ascii="Consolas" w:cs="Consolas" w:eastAsia="Consolas" w:hAnsi="Consolas"/>
+          <w:b w:val="false"/>
+          <w:bCs w:val="false"/>
+          <w:i w:val="false"/>
+          <w:iCs w:val="false"/>
+          <w:sz w:val="22"/>
+          <w:szCs w:val="22"/>
+        </w:rPr>
+        <w:t xml:space="preserve">recompute_request</w:t>
+      </w:r>
+      <w:r>
+        <w:rPr>
+          <w:rFonts w:ascii="Times New Roman" w:cs="Times New Roman" w:eastAsia="Times New Roman" w:hAnsi="Times New Roman"/>
+          <w:b w:val="false"/>
+          <w:bCs w:val="false"/>
+          <w:i w:val="false"/>
+          <w:iCs w:val="false"/>
+          <w:sz w:val="24"/>
+          <w:szCs w:val="24"/>
+        </w:rPr>
+        <w:t xml:space="preserve">; cập nhật </w:t>
+      </w:r>
+      <w:r>
+        <w:rPr>
+          <w:rFonts w:ascii="Consolas" w:cs="Consolas" w:eastAsia="Consolas" w:hAnsi="Consolas"/>
+          <w:b w:val="false"/>
+          <w:bCs w:val="false"/>
+          <w:i w:val="false"/>
+          <w:iCs w:val="false"/>
+          <w:sz w:val="22"/>
+          <w:szCs w:val="22"/>
+        </w:rPr>
+        <w:t xml:space="preserve">docs/dac-ta-yeu-cau.md</w:t>
+      </w:r>
+      <w:r>
+        <w:rPr>
+          <w:rFonts w:ascii="Times New Roman" w:cs="Times New Roman" w:eastAsia="Times New Roman" w:hAnsi="Times New Roman"/>
+          <w:b w:val="false"/>
+          <w:bCs w:val="false"/>
+          <w:i w:val="false"/>
+          <w:iCs w:val="false"/>
+          <w:sz w:val="24"/>
+          <w:szCs w:val="24"/>
+        </w:rPr>
+        <w:t xml:space="preserve">; sửa API và trang quản trị Bước 3–4 theo phân loại 2 tầng (cập nhật Postman cùng lúc)</w:t>
       </w:r>
     </w:p>
     <w:p>
@@ -2157,7 +2225,7 @@
           <w:sz w:val="24"/>
           <w:szCs w:val="24"/>
         </w:rPr>
-        <w:t xml:space="preserve">Trang người dùng: danh sách sản phẩm, chi tiết, tìm kiếm và lọc theo danh mục, giá, thương hiệu</w:t>
+        <w:t xml:space="preserve">Nạp dữ liệu sản phẩm Tiki vào danh mục, thương hiệu, sản phẩm, biến thể (theo phân loại 2 tầng)</w:t>
       </w:r>
     </w:p>
     <w:p>
@@ -2179,7 +2247,7 @@
           <w:sz w:val="24"/>
           <w:szCs w:val="24"/>
         </w:rPr>
-        <w:t xml:space="preserve">Giỏ hàng (kể cả gộp giỏ của khách khi đăng nhập, BR-07), đặt hàng, thanh toán VNPay môi trường thử nghiệm; xử lý giỏ rỗng, hết hàng</w:t>
+        <w:t xml:space="preserve">Trang người dùng: danh sách sản phẩm, chi tiết, tìm kiếm và lọc theo danh mục, giá, thương hiệu</w:t>
       </w:r>
     </w:p>
     <w:p>
@@ -2201,7 +2269,7 @@
           <w:sz w:val="24"/>
           <w:szCs w:val="24"/>
         </w:rPr>
-        <w:t xml:space="preserve">Triển khai bản đầu lên staging (dời từ Tuần 5)</w:t>
+        <w:t xml:space="preserve">Giỏ hàng (kể cả gộp giỏ của khách khi đăng nhập, BR-07), đặt hàng, thanh toán VNPay môi trường thử nghiệm; xử lý giỏ rỗng, hết hàng</w:t>
       </w:r>
     </w:p>
     <w:p>
@@ -2223,47 +2291,7 @@
           <w:sz w:val="24"/>
           <w:szCs w:val="24"/>
         </w:rPr>
-        <w:t xml:space="preserve">Báo cáo Tuần 6</w:t>
-      </w:r>
-    </w:p>
-    <w:p>
-      <w:pPr>
-        <w:spacing w:after="60"/>
-        <w:ind w:left="360"/>
-      </w:pPr>
-      <w:r>
-        <w:rPr>
-          <w:rFonts w:ascii="Times New Roman" w:cs="Times New Roman" w:eastAsia="Times New Roman" w:hAnsi="Times New Roman"/>
-          <w:b w:val="false"/>
-          <w:bCs w:val="false"/>
-          <w:i/>
-          <w:iCs/>
-          <w:sz w:val="24"/>
-          <w:szCs w:val="24"/>
-        </w:rPr>
-        <w:t xml:space="preserve">→ Thứ tự ưu tiên: dữ liệu Tiki và trang người dùng, rồi giỏ hàng và đặt hàng, rồi VNPay. Khảo sát lần đầu US-23 làm ở đầu Tuần 7 nếu Tuần 6 không kịp.</w:t>
-      </w:r>
-    </w:p>
-    <w:p>
-      <w:pPr>
-        <w:spacing w:after="0"/>
-      </w:pPr>
-    </w:p>
-    <w:p>
-      <w:pPr>
-        <w:spacing w:after="80" w:before="160"/>
-      </w:pPr>
-      <w:r>
-        <w:rPr>
-          <w:rFonts w:ascii="Times New Roman" w:cs="Times New Roman" w:eastAsia="Times New Roman" w:hAnsi="Times New Roman"/>
-          <w:b/>
-          <w:bCs/>
-          <w:i w:val="false"/>
-          <w:iCs w:val="false"/>
-          <w:sz w:val="24"/>
-          <w:szCs w:val="24"/>
-        </w:rPr>
-        <w:t xml:space="preserve">5. Cần thầy hỗ trợ / xác nhận:</w:t>
+        <w:t xml:space="preserve">Triển khai bản đầu lên staging (dời từ Tuần 5)</w:t>
       </w:r>
     </w:p>
     <w:p>
@@ -2285,8 +2313,36 @@
           <w:sz w:val="24"/>
           <w:szCs w:val="24"/>
         </w:rPr>
-        <w:t xml:space="preserve">Xin thầy hẹn lịch buổi chốt sản phẩm cuối và bộ chỉ số đánh giá (mốc bắt buộc G1: hạn an toàn trước 28/10, hạn tuyệt đối 29/10). </w:t>
-      </w:r>
+        <w:t xml:space="preserve">Báo cáo Tuần 6</w:t>
+      </w:r>
+    </w:p>
+    <w:p>
+      <w:pPr>
+        <w:spacing w:after="60"/>
+        <w:ind w:left="360"/>
+      </w:pPr>
+      <w:r>
+        <w:rPr>
+          <w:rFonts w:ascii="Times New Roman" w:cs="Times New Roman" w:eastAsia="Times New Roman" w:hAnsi="Times New Roman"/>
+          <w:b w:val="false"/>
+          <w:bCs w:val="false"/>
+          <w:i/>
+          <w:iCs/>
+          <w:sz w:val="24"/>
+          <w:szCs w:val="24"/>
+        </w:rPr>
+        <w:t xml:space="preserve">→ Thứ tự ưu tiên: sửa issue của PR #8 và migration V3, rồi dữ liệu Tiki và trang người dùng, rồi giỏ hàng và đặt hàng, rồi VNPay. Khảo sát lần đầu US-23 làm ở đầu Tuần 7 nếu Tuần 6 không kịp.</w:t>
+      </w:r>
+    </w:p>
+    <w:p>
+      <w:pPr>
+        <w:spacing w:after="0"/>
+      </w:pPr>
+    </w:p>
+    <w:p>
+      <w:pPr>
+        <w:spacing w:after="80" w:before="160"/>
+      </w:pPr>
       <w:r>
         <w:rPr>
           <w:rFonts w:ascii="Times New Roman" w:cs="Times New Roman" w:eastAsia="Times New Roman" w:hAnsi="Times New Roman"/>
@@ -2296,10 +2352,8 @@
           <w:iCs w:val="false"/>
           <w:sz w:val="24"/>
           <w:szCs w:val="24"/>
-          <w:highlight w:val="yellow"/>
-          <w:highlightCs w:val="yellow"/>
-        </w:rPr>
-        <w:t xml:space="preserve">[Mạnh điền: ngày em đề xuất]</w:t>
+        </w:rPr>
+        <w:t xml:space="preserve">5. Cần thầy hỗ trợ / xác nhận:</w:t>
       </w:r>
     </w:p>
     <w:p>
@@ -2321,7 +2375,7 @@
           <w:sz w:val="24"/>
           <w:szCs w:val="24"/>
         </w:rPr>
-        <w:t xml:space="preserve">Báo để thầy biết: K-Means sẽ phân cụm trên R, F, M; 5 đặc trưng thầy đề xuất (tuổi, giới tính, khung giờ mua, danh mục, giá trị đơn trung bình) vẫn được dùng, để mô tả từng nhóm khách sau khi phân. Lý do: giới tính và danh mục là biến phân loại, tuổi có thể bị thiếu, khung giờ mua bị vòng (23h và 1h gần nhau), nên đưa thẳng vào K-Means sẽ cho khoảng cách sai. Xin thầy xác nhận cách làm này</w:t>
+        <w:t xml:space="preserve">Xin thầy hẹn lịch buổi chốt sản phẩm cuối và bộ chỉ số đánh giá (mốc bắt buộc G1: hạn an toàn trước 28/10, hạn tuyệt đối 29/10).</w:t>
       </w:r>
     </w:p>
     <w:p>
@@ -2336,26 +2390,43 @@
       <w:r>
         <w:rPr>
           <w:rFonts w:ascii="Times New Roman" w:cs="Times New Roman" w:eastAsia="Times New Roman" w:hAnsi="Times New Roman"/>
+          <w:b w:val="false"/>
+          <w:bCs w:val="false"/>
+          <w:i w:val="false"/>
+          <w:iCs w:val="false"/>
+          <w:sz w:val="24"/>
+          <w:szCs w:val="24"/>
+        </w:rPr>
+        <w:t xml:space="preserve">Báo để thầy biết: K-Means sẽ phân cụm trên R, F, M; 5 đặc trưng thầy đề xuất (tuổi, giới tính, khung giờ mua, danh mục, giá trị đơn trung bình) vẫn được dùng, để mô tả từng nhóm khách sau khi phân. Lý do: giới tính và danh mục là biến phân loại, tuổi có thể bị thiếu, khung giờ mua bị vòng (23h và 1h gần nhau), nên đưa thẳng vào K-Means sẽ cho khoảng cách sai. Xin thầy xác nhận cách làm này</w:t>
+      </w:r>
+    </w:p>
+    <w:p>
+      <w:pPr>
+        <w:spacing w:after="0"/>
+      </w:pPr>
+    </w:p>
+    <w:p>
+      <w:pPr>
+        <w:spacing w:before="240"/>
+      </w:pPr>
+      <w:r>
+        <w:rPr>
+          <w:rFonts w:ascii="Times New Roman" w:cs="Times New Roman" w:eastAsia="Times New Roman" w:hAnsi="Times New Roman"/>
           <w:b/>
           <w:bCs/>
           <w:i w:val="false"/>
           <w:iCs w:val="false"/>
           <w:sz w:val="24"/>
           <w:szCs w:val="24"/>
-          <w:highlight w:val="yellow"/>
-          <w:highlightCs w:val="yellow"/>
-        </w:rPr>
-        <w:t xml:space="preserve">[Mạnh điền: các mục ở Mục 5 báo cáo Tuần 4 thầy chưa trả lời (tên đề tài mới và dữ liệu Tiki, US-23, hình thức báo cáo, cách hiểu "PR có review" khi làm một mình), giữ lại mục nào còn chờ]</w:t>
-      </w:r>
-    </w:p>
-    <w:p>
-      <w:pPr>
-        <w:spacing w:after="0"/>
-      </w:pPr>
-    </w:p>
-    <w:p>
-      <w:pPr>
-        <w:spacing w:before="240"/>
+        </w:rPr>
+        <w:t xml:space="preserve">Xác nhận của giảng viên hướng dẫn: _______________</w:t>
+      </w:r>
+    </w:p>
+    <w:p/>
+    <w:p>
+      <w:pPr>
+        <w:pStyle w:val="Heading1"/>
+        <w:spacing w:after="120" w:before="240"/>
       </w:pPr>
       <w:r>
         <w:rPr>
@@ -2364,13 +2435,76 @@
           <w:bCs/>
           <w:i w:val="false"/>
           <w:iCs w:val="false"/>
-          <w:sz w:val="24"/>
-          <w:szCs w:val="24"/>
-        </w:rPr>
-        <w:t xml:space="preserve">Xác nhận của giảng viên hướng dẫn: _______________</w:t>
-      </w:r>
-    </w:p>
-    <w:p/>
+          <w:sz w:val="28"/>
+          <w:szCs w:val="28"/>
+        </w:rPr>
+        <w:t xml:space="preserve">Ảnh minh chứng</w:t>
+      </w:r>
+    </w:p>
+    <w:p>
+      <w:pPr>
+        <w:spacing w:before="120"/>
+        <w:jc w:val="center"/>
+      </w:pPr>
+      <w:r>
+        <w:drawing>
+          <wp:inline distT="0" distB="0" distL="0" distR="0">
+            <wp:extent cx="4810125" cy="3638550"/>
+            <wp:effectExtent t="0" r="0" b="0" l="0"/>
+            <wp:docPr id="1" name="" descr="" title=""/>
+            <wp:cNvGraphicFramePr>
+              <a:graphicFrameLocks xmlns:a="http://schemas.openxmlformats.org/drawingml/2006/main" noChangeAspect="1"/>
+            </wp:cNvGraphicFramePr>
+            <a:graphic xmlns:a="http://schemas.openxmlformats.org/drawingml/2006/main">
+              <a:graphicData uri="http://schemas.openxmlformats.org/drawingml/2006/picture">
+                <pic:pic xmlns:pic="http://schemas.openxmlformats.org/drawingml/2006/picture">
+                  <pic:nvPicPr>
+                    <pic:cNvPr id="0" name="" descr=""/>
+                    <pic:cNvPicPr>
+                      <a:picLocks noChangeAspect="1" noChangeArrowheads="1"/>
+                    </pic:cNvPicPr>
+                  </pic:nvPicPr>
+                  <pic:blipFill>
+                    <a:blip r:embed="rId7" cstate="none"/>
+                    <a:srcRect/>
+                    <a:stretch>
+                      <a:fillRect/>
+                    </a:stretch>
+                  </pic:blipFill>
+                  <pic:spPr bwMode="auto">
+                    <a:xfrm>
+                      <a:off x="0" y="0"/>
+                      <a:ext cx="4810125" cy="3638550"/>
+                    </a:xfrm>
+                    <a:prstGeom prst="rect">
+                      <a:avLst/>
+                    </a:prstGeom>
+                  </pic:spPr>
+                </pic:pic>
+              </a:graphicData>
+            </a:graphic>
+          </wp:inline>
+        </w:drawing>
+      </w:r>
+    </w:p>
+    <w:p>
+      <w:pPr>
+        <w:spacing w:after="200"/>
+        <w:jc w:val="center"/>
+      </w:pPr>
+      <w:r>
+        <w:rPr>
+          <w:rFonts w:ascii="Times New Roman" w:cs="Times New Roman" w:eastAsia="Times New Roman" w:hAnsi="Times New Roman"/>
+          <w:b w:val="false"/>
+          <w:bCs w:val="false"/>
+          <w:i/>
+          <w:iCs/>
+          <w:sz w:val="22"/>
+          <w:szCs w:val="22"/>
+        </w:rPr>
+        <w:t xml:space="preserve">Hình 1. Trang PR #7 trên GitHub: 6 job CI xanh; check "SonarCloud Code Analysis" đỏ chỉ vì coverage (Mạnh chụp ngày 15/10)</w:t>
+      </w:r>
+    </w:p>
     <w:p>
       <w:pPr>
         <w:sectPr>
@@ -2430,7 +2564,7 @@
           <w:sz w:val="22"/>
           <w:szCs w:val="22"/>
         </w:rPr>
-        <w:t xml:space="preserve">Tổng hợp lỗi của AI phát hiện sau khi giao trong Tuần 5: 3 lỗi. (1) Hướng dẫn xử lý cảnh báo SonarQube Cloud theo mục "Security Hotspots" đã bị bỏ (kiến thức cũ), Mạnh phát hiện. (2) Frontend gắn token vào cả request kiểm tra kết nối </w:t>
+        <w:t xml:space="preserve">Tổng hợp lỗi của AI phát hiện sau khi giao trong Tuần 5: 4 lỗi. (1) Hướng dẫn xử lý cảnh báo SonarQube Cloud theo mục "Security Hotspots" đã bị bỏ (kiến thức cũ), Mạnh phát hiện. (2) Frontend gắn token vào cả request kiểm tra kết nối </w:t>
       </w:r>
       <w:r>
         <w:rPr>
@@ -2454,7 +2588,24 @@
           <w:sz w:val="22"/>
           <w:szCs w:val="22"/>
         </w:rPr>
-        <w:t xml:space="preserve">, làm trang kiểm tra báo lỗi khi đã đăng nhập, Mạnh phát hiện khi dùng thử. (3) Lỗi quy trình: Claude báo đã sửa lỗi (2) trên máy Mạnh nhưng file ghi sang vẫn là bản cũ, Mạnh phát hiện vì lỗi còn nguyên. Ngoài ra Claude tự bắt trước khi giao 4 lỗi trong code của chính mình (không tính vào số lỗi, giống các tuần trước): 2 lỗi trong test của Bước 2, 1 lỗi Bước 3 (biến thể mới thêm trả về id rỗng), 1 lỗi Bước 4 (đăng nhập xong bị chuyển nhầm trang).</w:t>
+        <w:t xml:space="preserve">, làm trang kiểm tra báo lỗi khi đã đăng nhập, Mạnh phát hiện khi dùng thử. (3) Lỗi quy trình: Claude báo đã sửa lỗi (2) trên máy Mạnh nhưng file ghi sang vẫn là bản cũ, Mạnh phát hiện vì lỗi còn nguyên. (4) Code frontend Bước 4 có issue độ tin cậy bị SonarQube Cloud bắt trên PR #8; Claude không đọc kết quả SonarQube Cloud của PR #8 trước khi Mạnh merge, và bản nháp báo cáo ghi mọi PR đỏ chỉ vì coverage. Claude tự phát hiện ngày 16/10 khi đọc lại check của PR #8 để điền báo cáo. Ngoài ra Claude tự bắt trước khi giao 4 lỗi trong code của chính mình (không tính vào số lỗi, giống các tuần trước): 2 lỗi trong test của Bước 2, 1 lỗi Bước 3 (biến thể mới thêm trả về id rỗng), 1 lỗi Bước 4 (đăng nhập xong bị chuyển nhầm trang).</w:t>
+      </w:r>
+    </w:p>
+    <w:p>
+      <w:pPr>
+        <w:spacing w:after="120"/>
+      </w:pPr>
+      <w:r>
+        <w:rPr>
+          <w:rFonts w:ascii="Times New Roman" w:cs="Times New Roman" w:eastAsia="Times New Roman" w:hAnsi="Times New Roman"/>
+          <w:b w:val="false"/>
+          <w:bCs w:val="false"/>
+          <w:i/>
+          <w:iCs/>
+          <w:sz w:val="22"/>
+          <w:szCs w:val="22"/>
+        </w:rPr>
+        <w:t xml:space="preserve">Buổi làm tài liệu chiều 15/10 (góp ý của anh Duy ngày 15/10, khảo sát rẽ nhánh, cơ chế cập nhật gợi ý, phân loại 2 tầng; thread "Rà soát lỗi logic tài liệu TLCN") thuộc tuần lịch của Tuần 6 nên ghi ở báo cáo Tuần 6.</w:t>
       </w:r>
     </w:p>
     <w:p>
@@ -2989,42 +3140,14 @@
             <w:r>
               <w:rPr>
                 <w:rFonts w:ascii="Times New Roman" w:cs="Times New Roman" w:eastAsia="Times New Roman" w:hAnsi="Times New Roman"/>
-                <w:b/>
-                <w:bCs/>
-                <w:i w:val="false"/>
-                <w:iCs w:val="false"/>
-                <w:sz w:val="18"/>
-                <w:szCs w:val="18"/>
-                <w:highlight w:val="yellow"/>
-                <w:highlightCs w:val="yellow"/>
-              </w:rPr>
-              <w:t xml:space="preserve">[Mạnh điền: danh sách lỗi ban đầu do em tự lập hay nhờ công cụ AI khác rà]</w:t>
-            </w:r>
-            <w:r>
-              <w:rPr>
-                <w:rFonts w:ascii="Times New Roman" w:cs="Times New Roman" w:eastAsia="Times New Roman" w:hAnsi="Times New Roman"/>
-                <w:b w:val="false"/>
-                <w:bCs w:val="false"/>
-                <w:i w:val="false"/>
-                <w:iCs w:val="false"/>
-                <w:sz w:val="18"/>
-                <w:szCs w:val="18"/>
-              </w:rPr>
-              <w:t xml:space="preserve">; duyệt bản rà soát trước khi cho sửa vào Doc; </w:t>
-            </w:r>
-            <w:r>
-              <w:rPr>
-                <w:rFonts w:ascii="Times New Roman" w:cs="Times New Roman" w:eastAsia="Times New Roman" w:hAnsi="Times New Roman"/>
-                <w:b/>
-                <w:bCs/>
-                <w:i w:val="false"/>
-                <w:iCs w:val="false"/>
-                <w:sz w:val="18"/>
-                <w:szCs w:val="18"/>
-                <w:highlight w:val="yellow"/>
-                <w:highlightCs w:val="yellow"/>
-              </w:rPr>
-              <w:t xml:space="preserve">[Mạnh điền: tự chèn 8 hình vẽ lại vào Doc, sửa gì thêm]</w:t>
+                <w:b w:val="false"/>
+                <w:bCs w:val="false"/>
+                <w:i w:val="false"/>
+                <w:iCs w:val="false"/>
+                <w:sz w:val="18"/>
+                <w:szCs w:val="18"/>
+              </w:rPr>
+              <w:t xml:space="preserve">Mạnh tự lập danh sách lỗi ban đầu (5 nhóm, kèm hướng sửa), không dùng công cụ AI khác; duyệt bản rà soát trước khi cho sửa vào Doc</w:t>
             </w:r>
           </w:p>
         </w:tc>
@@ -4629,21 +4752,31 @@
                 <w:sz w:val="18"/>
                 <w:szCs w:val="18"/>
               </w:rPr>
-              <w:t xml:space="preserve">Mạnh đề ra quy tắc cập nhật Postman và cách chia nhóm API; tự thử API bằng Postman; tự commit 2 commit, mở PR #7, merge; </w:t>
-            </w:r>
-            <w:r>
-              <w:rPr>
-                <w:rFonts w:ascii="Times New Roman" w:cs="Times New Roman" w:eastAsia="Times New Roman" w:hAnsi="Times New Roman"/>
-                <w:b/>
-                <w:bCs/>
-                <w:i w:val="false"/>
-                <w:iCs w:val="false"/>
-                <w:sz w:val="18"/>
-                <w:szCs w:val="18"/>
-                <w:highlight w:val="yellow"/>
-                <w:highlightCs w:val="yellow"/>
-              </w:rPr>
-              <w:t xml:space="preserve">[Mạnh điền: bật ruleset main theo hướng dẫn, ngày]</w:t>
+              <w:t xml:space="preserve">Mạnh đề ra quy tắc cập nhật Postman và cách chia nhóm API; tự thử API bằng Postman; tự commit 2 commit, mở PR #7, merge; tự bật ruleset </w:t>
+            </w:r>
+            <w:r>
+              <w:rPr>
+                <w:rFonts w:ascii="Consolas" w:cs="Consolas" w:eastAsia="Consolas" w:hAnsi="Consolas"/>
+                <w:b w:val="false"/>
+                <w:bCs w:val="false"/>
+                <w:i w:val="false"/>
+                <w:iCs w:val="false"/>
+                <w:sz w:val="16"/>
+                <w:szCs w:val="16"/>
+              </w:rPr>
+              <w:t xml:space="preserve">main</w:t>
+            </w:r>
+            <w:r>
+              <w:rPr>
+                <w:rFonts w:ascii="Times New Roman" w:cs="Times New Roman" w:eastAsia="Times New Roman" w:hAnsi="Times New Roman"/>
+                <w:b w:val="false"/>
+                <w:bCs w:val="false"/>
+                <w:i w:val="false"/>
+                <w:iCs w:val="false"/>
+                <w:sz w:val="18"/>
+                <w:szCs w:val="18"/>
+              </w:rPr>
+              <w:t xml:space="preserve"> trên GitHub ngày 15/10 theo hướng dẫn (6 check bắt buộc)</w:t>
             </w:r>
           </w:p>
         </w:tc>
@@ -5173,7 +5306,151 @@
                 <w:sz w:val="18"/>
                 <w:szCs w:val="18"/>
               </w:rPr>
-              <w:t xml:space="preserve">. (3) Lỗi quy trình: Claude báo đã sửa, nhưng file ghi sang máy Mạnh vẫn là bản cũ (thư mục dùng chung chưa đồng bộ lúc ghi), Claude không đọc lại file trên máy trước khi báo. Mạnh gửi log lỗi lần 2; Claude ghi lại, đọc lại file trên máy và so md5 cả 38 file. Claude tự bắt trước khi giao: đăng nhập xong bị chuyển về </w:t>
+              <w:t xml:space="preserve">. (3) Lỗi quy trình: Claude báo đã sửa, nhưng file ghi sang máy Mạnh vẫn là bản cũ (thư mục dùng chung chưa đồng bộ lúc ghi), Claude không đọc lại file trên máy trước khi báo. Mạnh gửi log lỗi lần 2; Claude ghi lại, đọc lại file trên máy và so md5 cả 38 file. (4) SonarQube Cloud chấm Reliability hạng C trên code mới của PR #8: 2 lời gọi </w:t>
+            </w:r>
+            <w:r>
+              <w:rPr>
+                <w:rFonts w:ascii="Consolas" w:cs="Consolas" w:eastAsia="Consolas" w:hAnsi="Consolas"/>
+                <w:b w:val="false"/>
+                <w:bCs w:val="false"/>
+                <w:i w:val="false"/>
+                <w:iCs w:val="false"/>
+                <w:sz w:val="16"/>
+                <w:szCs w:val="16"/>
+              </w:rPr>
+              <w:t xml:space="preserve">run(...)</w:t>
+            </w:r>
+            <w:r>
+              <w:rPr>
+                <w:rFonts w:ascii="Times New Roman" w:cs="Times New Roman" w:eastAsia="Times New Roman" w:hAnsi="Times New Roman"/>
+                <w:b w:val="false"/>
+                <w:bCs w:val="false"/>
+                <w:i w:val="false"/>
+                <w:iCs w:val="false"/>
+                <w:sz w:val="18"/>
+                <w:szCs w:val="18"/>
+              </w:rPr>
+              <w:t xml:space="preserve"> ở nút xóa không có </w:t>
+            </w:r>
+            <w:r>
+              <w:rPr>
+                <w:rFonts w:ascii="Consolas" w:cs="Consolas" w:eastAsia="Consolas" w:hAnsi="Consolas"/>
+                <w:b w:val="false"/>
+                <w:bCs w:val="false"/>
+                <w:i w:val="false"/>
+                <w:iCs w:val="false"/>
+                <w:sz w:val="16"/>
+                <w:szCs w:val="16"/>
+              </w:rPr>
+              <w:t xml:space="preserve">await</w:t>
+            </w:r>
+            <w:r>
+              <w:rPr>
+                <w:rFonts w:ascii="Times New Roman" w:cs="Times New Roman" w:eastAsia="Times New Roman" w:hAnsi="Times New Roman"/>
+                <w:b w:val="false"/>
+                <w:bCs w:val="false"/>
+                <w:i w:val="false"/>
+                <w:iCs w:val="false"/>
+                <w:sz w:val="18"/>
+                <w:szCs w:val="18"/>
+              </w:rPr>
+              <w:t xml:space="preserve">/</w:t>
+            </w:r>
+            <w:r>
+              <w:rPr>
+                <w:rFonts w:ascii="Consolas" w:cs="Consolas" w:eastAsia="Consolas" w:hAnsi="Consolas"/>
+                <w:b w:val="false"/>
+                <w:bCs w:val="false"/>
+                <w:i w:val="false"/>
+                <w:iCs w:val="false"/>
+                <w:sz w:val="16"/>
+                <w:szCs w:val="16"/>
+              </w:rPr>
+              <w:t xml:space="preserve">.catch</w:t>
+            </w:r>
+            <w:r>
+              <w:rPr>
+                <w:rFonts w:ascii="Times New Roman" w:cs="Times New Roman" w:eastAsia="Times New Roman" w:hAnsi="Times New Roman"/>
+                <w:b w:val="false"/>
+                <w:bCs w:val="false"/>
+                <w:i w:val="false"/>
+                <w:iCs w:val="false"/>
+                <w:sz w:val="18"/>
+                <w:szCs w:val="18"/>
+              </w:rPr>
+              <w:t xml:space="preserve"> (</w:t>
+            </w:r>
+            <w:r>
+              <w:rPr>
+                <w:rFonts w:ascii="Consolas" w:cs="Consolas" w:eastAsia="Consolas" w:hAnsi="Consolas"/>
+                <w:b w:val="false"/>
+                <w:bCs w:val="false"/>
+                <w:i w:val="false"/>
+                <w:iCs w:val="false"/>
+                <w:sz w:val="16"/>
+                <w:szCs w:val="16"/>
+              </w:rPr>
+              <w:t xml:space="preserve">NamedResourceManager.jsx</w:t>
+            </w:r>
+            <w:r>
+              <w:rPr>
+                <w:rFonts w:ascii="Times New Roman" w:cs="Times New Roman" w:eastAsia="Times New Roman" w:hAnsi="Times New Roman"/>
+                <w:b w:val="false"/>
+                <w:bCs w:val="false"/>
+                <w:i w:val="false"/>
+                <w:iCs w:val="false"/>
+                <w:sz w:val="18"/>
+                <w:szCs w:val="18"/>
+              </w:rPr>
+              <w:t xml:space="preserve"> dòng 57, </w:t>
+            </w:r>
+            <w:r>
+              <w:rPr>
+                <w:rFonts w:ascii="Consolas" w:cs="Consolas" w:eastAsia="Consolas" w:hAnsi="Consolas"/>
+                <w:b w:val="false"/>
+                <w:bCs w:val="false"/>
+                <w:i w:val="false"/>
+                <w:iCs w:val="false"/>
+                <w:sz w:val="16"/>
+                <w:szCs w:val="16"/>
+              </w:rPr>
+              <w:t xml:space="preserve">VariantManager.jsx</w:t>
+            </w:r>
+            <w:r>
+              <w:rPr>
+                <w:rFonts w:ascii="Times New Roman" w:cs="Times New Roman" w:eastAsia="Times New Roman" w:hAnsi="Times New Roman"/>
+                <w:b w:val="false"/>
+                <w:bCs w:val="false"/>
+                <w:i w:val="false"/>
+                <w:iCs w:val="false"/>
+                <w:sz w:val="18"/>
+                <w:szCs w:val="18"/>
+              </w:rPr>
+              <w:t xml:space="preserve"> dòng 42), cộng 1 thuộc tính </w:t>
+            </w:r>
+            <w:r>
+              <w:rPr>
+                <w:rFonts w:ascii="Consolas" w:cs="Consolas" w:eastAsia="Consolas" w:hAnsi="Consolas"/>
+                <w:b w:val="false"/>
+                <w:bCs w:val="false"/>
+                <w:i w:val="false"/>
+                <w:iCs w:val="false"/>
+                <w:sz w:val="16"/>
+                <w:szCs w:val="16"/>
+              </w:rPr>
+              <w:t xml:space="preserve">autoFocus</w:t>
+            </w:r>
+            <w:r>
+              <w:rPr>
+                <w:rFonts w:ascii="Times New Roman" w:cs="Times New Roman" w:eastAsia="Times New Roman" w:hAnsi="Times New Roman"/>
+                <w:b w:val="false"/>
+                <w:bCs w:val="false"/>
+                <w:i w:val="false"/>
+                <w:iCs w:val="false"/>
+                <w:sz w:val="18"/>
+                <w:szCs w:val="18"/>
+              </w:rPr>
+              <w:t xml:space="preserve"> (dòng 96). Claude chạy Prettier, ESLint, build nhưng không có bộ quy tắc của SonarQube, và không đọc bình luận của SonarQube Cloud trên PR #8 trước khi Mạnh merge (ở PR #7 thì có hỏi). Claude tự phát hiện ngày 16/10, sửa ở PR riêng đầu Tuần 6. Claude tự bắt trước khi giao: đăng nhập xong bị chuyển về </w:t>
             </w:r>
             <w:r>
               <w:rPr>
@@ -5234,7 +5511,7 @@
                 <w:sz w:val="18"/>
                 <w:szCs w:val="18"/>
               </w:rPr>
-              <w:t xml:space="preserve">15/10/2026</w:t>
+              <w:t xml:space="preserve">15–16/10/2026</w:t>
             </w:r>
           </w:p>
         </w:tc>
@@ -5296,31 +5573,7 @@
                 <w:sz w:val="18"/>
                 <w:szCs w:val="18"/>
               </w:rPr>
-              <w:t xml:space="preserve">Bước 5 Tuần 5 </w:t>
-            </w:r>
-            <w:r>
-              <w:rPr>
-                <w:rFonts w:ascii="Times New Roman" w:cs="Times New Roman" w:eastAsia="Times New Roman" w:hAnsi="Times New Roman"/>
-                <w:b w:val="false"/>
-                <w:bCs w:val="false"/>
-                <w:i/>
-                <w:iCs/>
-                <w:sz w:val="18"/>
-                <w:szCs w:val="18"/>
-              </w:rPr>
-              <w:t xml:space="preserve">(dòng tạm, hoàn thiện sau khi Mạnh duyệt)</w:t>
-            </w:r>
-            <w:r>
-              <w:rPr>
-                <w:rFonts w:ascii="Times New Roman" w:cs="Times New Roman" w:eastAsia="Times New Roman" w:hAnsi="Times New Roman"/>
-                <w:b w:val="false"/>
-                <w:bCs w:val="false"/>
-                <w:i w:val="false"/>
-                <w:iCs w:val="false"/>
-                <w:sz w:val="18"/>
-                <w:szCs w:val="18"/>
-              </w:rPr>
-              <w:t xml:space="preserve">: soạn báo cáo Tuần 5</w:t>
+              <w:t xml:space="preserve">Bước 5 Tuần 5: soạn báo cáo Tuần 5; chuyển báo cáo Tuần 3–5 sang .docx; điền các chỗ trống của báo cáo Tuần 3–5</w:t>
             </w:r>
           </w:p>
         </w:tc>
@@ -5351,7 +5604,7 @@
                 <w:sz w:val="18"/>
                 <w:szCs w:val="18"/>
               </w:rPr>
-              <w:t xml:space="preserve">"đã commit và merge xong" (Claude chuyển sang Bước 5 theo kế hoạch)</w:t>
+              <w:t xml:space="preserve">"đã commit và merge xong" (Claude chuyển sang Bước 5 theo kế hoạch); "đưa báo cáo tuần 3,4,5 vào docs luôn cho mình được không"; trả lời câu hỏi về nguồn gốc danh sách lỗi ngày 14/10: "là mình làm á"; trả lời 4 câu hỏi khi điền báo cáo ("buỗi 08/10 không diễn ra", không có ảnh chụp, không chụp giao diện); "những báo cáo có trong docs á, thì những phần mà bạn yêu cầu mình điền thì cứ dựa theo thông tin có sẵn hoặc hỏi mình trước khi tạo rồi điền luôn nha"</w:t>
             </w:r>
           </w:p>
         </w:tc>
@@ -5382,7 +5635,79 @@
                 <w:sz w:val="18"/>
                 <w:szCs w:val="18"/>
               </w:rPr>
-              <w:t xml:space="preserve">Bản nháp Mục A và Mục B của file này, dựng lại từ lịch sử trao đổi trong 2 thread và lịch sử commit</w:t>
+              <w:t xml:space="preserve">Bản nháp Mục A và Mục B của file này, dựng lại từ lịch sử trao đổi trong 2 thread và lịch sử commit; 3 file </w:t>
+            </w:r>
+            <w:r>
+              <w:rPr>
+                <w:rFonts w:ascii="Consolas" w:cs="Consolas" w:eastAsia="Consolas" w:hAnsi="Consolas"/>
+                <w:b w:val="false"/>
+                <w:bCs w:val="false"/>
+                <w:i w:val="false"/>
+                <w:iCs w:val="false"/>
+                <w:sz w:val="16"/>
+                <w:szCs w:val="16"/>
+              </w:rPr>
+              <w:t xml:space="preserve">docs/bao-cao-tuan-03.docx</w:t>
+            </w:r>
+            <w:r>
+              <w:rPr>
+                <w:rFonts w:ascii="Times New Roman" w:cs="Times New Roman" w:eastAsia="Times New Roman" w:hAnsi="Times New Roman"/>
+                <w:b w:val="false"/>
+                <w:bCs w:val="false"/>
+                <w:i w:val="false"/>
+                <w:iCs w:val="false"/>
+                <w:sz w:val="18"/>
+                <w:szCs w:val="18"/>
+              </w:rPr>
+              <w:t xml:space="preserve">, </w:t>
+            </w:r>
+            <w:r>
+              <w:rPr>
+                <w:rFonts w:ascii="Consolas" w:cs="Consolas" w:eastAsia="Consolas" w:hAnsi="Consolas"/>
+                <w:b w:val="false"/>
+                <w:bCs w:val="false"/>
+                <w:i w:val="false"/>
+                <w:iCs w:val="false"/>
+                <w:sz w:val="16"/>
+                <w:szCs w:val="16"/>
+              </w:rPr>
+              <w:t xml:space="preserve">-04.docx</w:t>
+            </w:r>
+            <w:r>
+              <w:rPr>
+                <w:rFonts w:ascii="Times New Roman" w:cs="Times New Roman" w:eastAsia="Times New Roman" w:hAnsi="Times New Roman"/>
+                <w:b w:val="false"/>
+                <w:bCs w:val="false"/>
+                <w:i w:val="false"/>
+                <w:iCs w:val="false"/>
+                <w:sz w:val="18"/>
+                <w:szCs w:val="18"/>
+              </w:rPr>
+              <w:t xml:space="preserve">, </w:t>
+            </w:r>
+            <w:r>
+              <w:rPr>
+                <w:rFonts w:ascii="Consolas" w:cs="Consolas" w:eastAsia="Consolas" w:hAnsi="Consolas"/>
+                <w:b w:val="false"/>
+                <w:bCs w:val="false"/>
+                <w:i w:val="false"/>
+                <w:iCs w:val="false"/>
+                <w:sz w:val="16"/>
+                <w:szCs w:val="16"/>
+              </w:rPr>
+              <w:t xml:space="preserve">-05.docx</w:t>
+            </w:r>
+            <w:r>
+              <w:rPr>
+                <w:rFonts w:ascii="Times New Roman" w:cs="Times New Roman" w:eastAsia="Times New Roman" w:hAnsi="Times New Roman"/>
+                <w:b w:val="false"/>
+                <w:bCs w:val="false"/>
+                <w:i w:val="false"/>
+                <w:iCs w:val="false"/>
+                <w:sz w:val="18"/>
+                <w:szCs w:val="18"/>
+              </w:rPr>
+              <w:t xml:space="preserve"> chuyển từ bản Markdown; ngày 16/10 điền các chỗ trống từ lịch sử PR, CI, ruleset trên GitHub (chỉ đọc) và các thread trao đổi, kèm câu hỏi cho những chỗ chưa có thông tin</w:t>
             </w:r>
           </w:p>
         </w:tc>
@@ -5406,16 +5731,14 @@
             <w:r>
               <w:rPr>
                 <w:rFonts w:ascii="Times New Roman" w:cs="Times New Roman" w:eastAsia="Times New Roman" w:hAnsi="Times New Roman"/>
-                <w:b/>
-                <w:bCs/>
-                <w:i w:val="false"/>
-                <w:iCs w:val="false"/>
-                <w:sz w:val="18"/>
-                <w:szCs w:val="18"/>
-                <w:highlight w:val="yellow"/>
-                <w:highlightCs w:val="yellow"/>
-              </w:rPr>
-              <w:t xml:space="preserve">[Mạnh điền sau khi duyệt]</w:t>
+                <w:b w:val="false"/>
+                <w:bCs w:val="false"/>
+                <w:i w:val="false"/>
+                <w:iCs w:val="false"/>
+                <w:sz w:val="18"/>
+                <w:szCs w:val="18"/>
+              </w:rPr>
+              <w:t xml:space="preserve">Mạnh không sửa nội dung bản nháp (3 file .docx Mạnh commit ở PR #9 trùng khớp bản Claude soạn); trả lời các câu Claude hỏi; tự commit, mở PR #9, merge</w:t>
             </w:r>
           </w:p>
         </w:tc>
@@ -5439,16 +5762,14 @@
             <w:r>
               <w:rPr>
                 <w:rFonts w:ascii="Times New Roman" w:cs="Times New Roman" w:eastAsia="Times New Roman" w:hAnsi="Times New Roman"/>
-                <w:b/>
-                <w:bCs/>
-                <w:i w:val="false"/>
-                <w:iCs w:val="false"/>
-                <w:sz w:val="18"/>
-                <w:szCs w:val="18"/>
-                <w:highlight w:val="yellow"/>
-                <w:highlightCs w:val="yellow"/>
-              </w:rPr>
-              <w:t xml:space="preserve">[Mạnh điền sau khi duyệt]</w:t>
+                <w:b w:val="false"/>
+                <w:bCs w:val="false"/>
+                <w:i w:val="false"/>
+                <w:iCs w:val="false"/>
+                <w:sz w:val="18"/>
+                <w:szCs w:val="18"/>
+              </w:rPr>
+              <w:t xml:space="preserve">Bản nháp ghi cổng SonarQube Cloud đỏ trên mọi PR chỉ vì coverage, sai với PR #8 (lỗi (4)); sửa ngày 16/10. Khi báo lỗi (4), Claude đoán issue nằm ở chỗ dùng chỉ số mảng làm key (có nói rõ là suy luận); đọc chú thích của SonarQube Cloud trên GitHub thì thấy đoán sai, đã đính chính</w:t>
             </w:r>
           </w:p>
         </w:tc>

--- a/docs/bao-cao-tuan-05.docx
+++ b/docs/bao-cao-tuan-05.docx
@@ -3843,7 +3843,7 @@
                 <w:sz w:val="18"/>
                 <w:szCs w:val="18"/>
               </w:rPr>
-              <w:t xml:space="preserve">"làm bước 2"; dán kết quả lệnh và lỗi 401 khi thử đăng nhập admin; dán cảnh báo SonarQube Cloud trên PR #6; "The concept of Security Hotspots is deprecated…"; "mình không thấy link đó", "mình không ấn open được"</w:t>
+              <w:t xml:space="preserve">"làm bước 2"; dán kết quả lệnh và lỗi 401 khi thử đăng nhập admin; dán cảnh báo SonarQube Cloud trên PR #6; "The concept of Security Hotspots is deprecated…"</w:t>
             </w:r>
           </w:p>
         </w:tc>
